--- a/docs/word/02-tz/01-tehnicheskoe-zadanie.docx
+++ b/docs/word/02-tz/01-tehnicheskoe-zadanie.docx
@@ -63,7 +63,7 @@
           </w:tcPr>
           <w:p>
             <w:r>
-              <w:t>0.1</w:t>
+              <w:t>0.6</w:t>
             </w:r>
           </w:p>
         </w:tc>
@@ -115,7 +115,7 @@
           </w:tcPr>
           <w:p>
             <w:r>
-              <w:t>27.10.2026</w:t>
+              <w:t>30.10.2026</w:t>
             </w:r>
           </w:p>
         </w:tc>
@@ -365,7 +365,7 @@
               <w:rPr>
                 <w:sz w:val="18"/>
               </w:rPr>
-              <w:t>0.1</w:t>
+              <w:t>0.2</w:t>
             </w:r>
           </w:p>
         </w:tc>
@@ -453,7 +453,7 @@
               <w:rPr>
                 <w:sz w:val="18"/>
               </w:rPr>
-              <w:t>27.10.2026</w:t>
+              <w:t>30.10.2026</w:t>
             </w:r>
           </w:p>
         </w:tc>
@@ -929,15 +929,51 @@
         <w:pStyle w:val="ListNumber"/>
       </w:pPr>
       <w:r>
-        <w:t>Мультитенантность с иерархией «республика → область → город/район → школа».</w:t>
+        <w:t>Мультитенантность с иерархией «республика → область → город/район → школа</w:t>
       </w:r>
     </w:p>
     <w:p>
+      <w:r>
+        <w:t>→ класс».</w:t>
+      </w:r>
+    </w:p>
+    <w:p>
       <w:pPr>
         <w:pStyle w:val="ListNumber"/>
       </w:pPr>
       <w:r>
-        <w:t>RBAC и проверка прав на каждом уровне API.</w:t>
+        <w:t>Групповая модель доступа (GBAC): права назначаются группам, а не</w:t>
+      </w:r>
+    </w:p>
+    <w:p>
+      <w:r>
+        <w:t>пользователям; наследование по иерархии; проверка на каждом уровне API.</w:t>
+      </w:r>
+    </w:p>
+    <w:p>
+      <w:pPr>
+        <w:pStyle w:val="ListNumber"/>
+      </w:pPr>
+      <w:r>
+        <w:t>Микросервисная архитектура: каждый функционал — отдельный сервис с</w:t>
+      </w:r>
+    </w:p>
+    <w:p>
+      <w:r>
+        <w:t>манифестом, правами и возможностью независимого развёртывания.</w:t>
+      </w:r>
+    </w:p>
+    <w:p>
+      <w:pPr>
+        <w:pStyle w:val="ListNumber"/>
+      </w:pPr>
+      <w:r>
+        <w:t>Управление включением/отключением сервисов на любой области иерархии;</w:t>
+      </w:r>
+    </w:p>
+    <w:p>
+      <w:r>
+        <w:t>клиент отображает только включённое и разрешённое.</w:t>
       </w:r>
     </w:p>
     <w:p>
@@ -1002,6 +1038,256 @@
       </w:pPr>
       <w:r>
         <w:t>API-first и документирование OpenAPI.</w:t>
+      </w:r>
+    </w:p>
+    <w:p>
+      <w:pPr>
+        <w:pStyle w:val="Heading3"/>
+      </w:pPr>
+      <w:r>
+        <w:t>4.1.1. Требования к микросервисам</w:t>
+      </w:r>
+    </w:p>
+    <w:p>
+      <w:pPr>
+        <w:pStyle w:val="ListBullet"/>
+      </w:pPr>
+      <w:r>
+        <w:t>Единый каталог сервисов (</w:t>
+      </w:r>
+      <w:r>
+        <w:rPr>
+          <w:rFonts w:ascii="Consolas" w:hAnsi="Consolas"/>
+          <w:sz w:val="18"/>
+        </w:rPr>
+        <w:t>system.services</w:t>
+      </w:r>
+      <w:r>
+        <w:t>) с кодом, версией, API-префиксом,</w:t>
+      </w:r>
+    </w:p>
+    <w:p>
+      <w:r>
+        <w:t>категорией, зависимостями и правами.</w:t>
+      </w:r>
+    </w:p>
+    <w:p>
+      <w:pPr>
+        <w:pStyle w:val="ListBullet"/>
+      </w:pPr>
+      <w:r>
+        <w:t>Режим общего шлюза для пилота и режим отдельного процесса для промышленной</w:t>
+      </w:r>
+    </w:p>
+    <w:p>
+      <w:r>
+        <w:t>эксплуатации.</w:t>
+      </w:r>
+    </w:p>
+    <w:p>
+      <w:pPr>
+        <w:pStyle w:val="ListBullet"/>
+      </w:pPr>
+      <w:r>
+        <w:t>Независимые миграции и откат сервиса.</w:t>
+      </w:r>
+    </w:p>
+    <w:p>
+      <w:pPr>
+        <w:pStyle w:val="ListBullet"/>
+      </w:pPr>
+      <w:r>
+        <w:t xml:space="preserve">Контракт: </w:t>
+      </w:r>
+      <w:r>
+        <w:rPr>
+          <w:rFonts w:ascii="Consolas" w:hAnsi="Consolas"/>
+          <w:sz w:val="18"/>
+        </w:rPr>
+        <w:t>/health</w:t>
+      </w:r>
+      <w:r>
+        <w:t xml:space="preserve">, </w:t>
+      </w:r>
+      <w:r>
+        <w:rPr>
+          <w:rFonts w:ascii="Consolas" w:hAnsi="Consolas"/>
+          <w:sz w:val="18"/>
+        </w:rPr>
+        <w:t>/openapi.json</w:t>
+      </w:r>
+      <w:r>
+        <w:t>, версия API, JWT, tenant/scope-контекст,</w:t>
+      </w:r>
+    </w:p>
+    <w:p>
+      <w:r>
+        <w:rPr>
+          <w:rFonts w:ascii="Consolas" w:hAnsi="Consolas"/>
+          <w:sz w:val="18"/>
+        </w:rPr>
+        <w:t>request_id</w:t>
+      </w:r>
+      <w:r>
+        <w:t>, идемпотентность.</w:t>
+      </w:r>
+    </w:p>
+    <w:p>
+      <w:pPr>
+        <w:pStyle w:val="ListBullet"/>
+      </w:pPr>
+      <w:r>
+        <w:t>Запрет прямых запросов в чужие схемы БД, кроме аналитических представлений.</w:t>
+      </w:r>
+    </w:p>
+    <w:p>
+      <w:pPr>
+        <w:pStyle w:val="ListBullet"/>
+      </w:pPr>
+      <w:r>
+        <w:t>Отключение сервиса не должно ломать ядро (IAM, Org, System, Audit).</w:t>
+      </w:r>
+    </w:p>
+    <w:p>
+      <w:pPr>
+        <w:pStyle w:val="Heading3"/>
+      </w:pPr>
+      <w:r>
+        <w:t>4.1.2. Требования к группам и правам</w:t>
+      </w:r>
+    </w:p>
+    <w:p>
+      <w:pPr>
+        <w:pStyle w:val="ListBullet"/>
+      </w:pPr>
+      <w:r>
+        <w:t>Группы создаются на уровнях класса, школы, города/района, области, страны.</w:t>
+      </w:r>
+    </w:p>
+    <w:p>
+      <w:pPr>
+        <w:pStyle w:val="ListBullet"/>
+      </w:pPr>
+      <w:r>
+        <w:t>Категории групп: ученики, учителя, администрация, методисты, психологи,</w:t>
+      </w:r>
+    </w:p>
+    <w:p>
+      <w:r>
+        <w:t>секретариат, родители, прочие.</w:t>
+      </w:r>
+    </w:p>
+    <w:p>
+      <w:pPr>
+        <w:pStyle w:val="ListBullet"/>
+      </w:pPr>
+      <w:r>
+        <w:t xml:space="preserve">Права выдаются группе с эффектом </w:t>
+      </w:r>
+      <w:r>
+        <w:rPr>
+          <w:rFonts w:ascii="Consolas" w:hAnsi="Consolas"/>
+          <w:sz w:val="18"/>
+        </w:rPr>
+        <w:t>allow</w:t>
+      </w:r>
+      <w:r>
+        <w:t>/</w:t>
+      </w:r>
+      <w:r>
+        <w:rPr>
+          <w:rFonts w:ascii="Consolas" w:hAnsi="Consolas"/>
+          <w:sz w:val="18"/>
+        </w:rPr>
+        <w:t>deny</w:t>
+      </w:r>
+      <w:r>
+        <w:t xml:space="preserve"> и сроком действия.</w:t>
+      </w:r>
+    </w:p>
+    <w:p>
+      <w:pPr>
+        <w:pStyle w:val="ListBullet"/>
+      </w:pPr>
+      <w:r>
+        <w:t>Наследование: явный родитель + организационные предки той же категории.</w:t>
+      </w:r>
+    </w:p>
+    <w:p>
+      <w:pPr>
+        <w:pStyle w:val="ListBullet"/>
+      </w:pPr>
+      <w:r>
+        <w:t>Конфликты: более конкретная область побеждает; при равной глубине —</w:t>
+      </w:r>
+    </w:p>
+    <w:p>
+      <w:r>
+        <w:rPr>
+          <w:rFonts w:ascii="Consolas" w:hAnsi="Consolas"/>
+          <w:sz w:val="18"/>
+        </w:rPr>
+        <w:t>deny</w:t>
+      </w:r>
+      <w:r>
+        <w:t>.</w:t>
+      </w:r>
+    </w:p>
+    <w:p>
+      <w:pPr>
+        <w:pStyle w:val="ListBullet"/>
+      </w:pPr>
+      <w:r>
+        <w:t>Перевод пользователя между группами автоматически меняет его полномочия.</w:t>
+      </w:r>
+    </w:p>
+    <w:p>
+      <w:pPr>
+        <w:pStyle w:val="ListBullet"/>
+      </w:pPr>
+      <w:r>
+        <w:t>Администратор может управлять только своей областью и её потомками.</w:t>
+      </w:r>
+    </w:p>
+    <w:p>
+      <w:pPr>
+        <w:pStyle w:val="ListBullet"/>
+      </w:pPr>
+      <w:r>
+        <w:t>Все изменения групп, членств и прав аудируются.</w:t>
+      </w:r>
+    </w:p>
+    <w:p>
+      <w:pPr>
+        <w:pStyle w:val="ListBullet"/>
+      </w:pPr>
+      <w:r>
+        <w:t xml:space="preserve">Клиент получает </w:t>
+      </w:r>
+      <w:r>
+        <w:rPr>
+          <w:rFonts w:ascii="Consolas" w:hAnsi="Consolas"/>
+          <w:sz w:val="18"/>
+        </w:rPr>
+        <w:t>/me/permissions</w:t>
+      </w:r>
+      <w:r>
+        <w:t xml:space="preserve"> и </w:t>
+      </w:r>
+      <w:r>
+        <w:rPr>
+          <w:rFonts w:ascii="Consolas" w:hAnsi="Consolas"/>
+          <w:sz w:val="18"/>
+        </w:rPr>
+        <w:t>/me/services</w:t>
+      </w:r>
+      <w:r>
+        <w:t xml:space="preserve"> для построения</w:t>
+      </w:r>
+    </w:p>
+    <w:p>
+      <w:r>
+        <w:t>интерфейса.</w:t>
       </w:r>
     </w:p>
     <w:p>
@@ -1118,7 +1404,31 @@
         <w:pStyle w:val="ListBullet"/>
       </w:pPr>
       <w:r>
-        <w:t>офлайн-синхронизация.</w:t>
+        <w:t>офлайн-синхронизация;</w:t>
+      </w:r>
+    </w:p>
+    <w:p>
+      <w:pPr>
+        <w:pStyle w:val="ListBullet"/>
+      </w:pPr>
+      <w:r>
+        <w:t>реестр сервисов и управление включением функционала;</w:t>
+      </w:r>
+    </w:p>
+    <w:p>
+      <w:pPr>
+        <w:pStyle w:val="ListBullet"/>
+      </w:pPr>
+      <w:r>
+        <w:t>иерархические группы и наследуемые права;</w:t>
+      </w:r>
+    </w:p>
+    <w:p>
+      <w:pPr>
+        <w:pStyle w:val="ListBullet"/>
+      </w:pPr>
+      <w:r>
+        <w:t>республиканские, областные и городские панели управления.</w:t>
       </w:r>
     </w:p>
     <w:p>
@@ -1809,7 +2119,31 @@
         <w:pStyle w:val="ListBullet"/>
       </w:pPr>
       <w:r>
+        <w:t>Микросервисы ШК-03-04.</w:t>
+      </w:r>
+    </w:p>
+    <w:p>
+      <w:pPr>
+        <w:pStyle w:val="ListBullet"/>
+      </w:pPr>
+      <w:r>
+        <w:t>Группы и права ШК-03-05.</w:t>
+      </w:r>
+    </w:p>
+    <w:p>
+      <w:pPr>
+        <w:pStyle w:val="ListBullet"/>
+      </w:pPr>
+      <w:r>
         <w:t>Модель данных ШК-04-01.</w:t>
+      </w:r>
+    </w:p>
+    <w:p>
+      <w:pPr>
+        <w:pStyle w:val="ListBullet"/>
+      </w:pPr>
+      <w:r>
+        <w:t>Модель групп и сервисов ШК-04-02.</w:t>
       </w:r>
     </w:p>
     <w:p>
@@ -2255,6 +2589,182 @@
               <w:rPr>
                 <w:sz w:val="18"/>
               </w:rPr>
+              <w:t>GBAC</w:t>
+            </w:r>
+          </w:p>
+        </w:tc>
+        <w:tc>
+          <w:tcPr>
+            <w:tcW w:type="dxa" w:w="4986"/>
+          </w:tcPr>
+          <w:p>
+            <w:pPr>
+              <w:spacing w:after="20"/>
+            </w:pPr>
+            <w:r>
+              <w:rPr>
+                <w:sz w:val="18"/>
+              </w:rPr>
+            </w:r>
+            <w:r>
+              <w:rPr>
+                <w:sz w:val="18"/>
+              </w:rPr>
+              <w:t>Group-Based Access Control, групповое разграничение доступа</w:t>
+            </w:r>
+          </w:p>
+        </w:tc>
+      </w:tr>
+      <w:tr>
+        <w:tc>
+          <w:tcPr>
+            <w:tcW w:type="dxa" w:w="4986"/>
+          </w:tcPr>
+          <w:p>
+            <w:pPr>
+              <w:spacing w:after="20"/>
+            </w:pPr>
+            <w:r>
+              <w:rPr>
+                <w:sz w:val="18"/>
+              </w:rPr>
+            </w:r>
+            <w:r>
+              <w:rPr>
+                <w:sz w:val="18"/>
+              </w:rPr>
+              <w:t>Микросервис</w:t>
+            </w:r>
+          </w:p>
+        </w:tc>
+        <w:tc>
+          <w:tcPr>
+            <w:tcW w:type="dxa" w:w="4986"/>
+          </w:tcPr>
+          <w:p>
+            <w:pPr>
+              <w:spacing w:after="20"/>
+            </w:pPr>
+            <w:r>
+              <w:rPr>
+                <w:sz w:val="18"/>
+              </w:rPr>
+            </w:r>
+            <w:r>
+              <w:rPr>
+                <w:sz w:val="18"/>
+              </w:rPr>
+              <w:t>Самостоятельный доменный сервис с собственным API и манифестом</w:t>
+            </w:r>
+          </w:p>
+        </w:tc>
+      </w:tr>
+      <w:tr>
+        <w:tc>
+          <w:tcPr>
+            <w:tcW w:type="dxa" w:w="4986"/>
+          </w:tcPr>
+          <w:p>
+            <w:pPr>
+              <w:spacing w:after="20"/>
+            </w:pPr>
+            <w:r>
+              <w:rPr>
+                <w:sz w:val="18"/>
+              </w:rPr>
+            </w:r>
+            <w:r>
+              <w:rPr>
+                <w:sz w:val="18"/>
+              </w:rPr>
+              <w:t>Активация сервиса</w:t>
+            </w:r>
+          </w:p>
+        </w:tc>
+        <w:tc>
+          <w:tcPr>
+            <w:tcW w:type="dxa" w:w="4986"/>
+          </w:tcPr>
+          <w:p>
+            <w:pPr>
+              <w:spacing w:after="20"/>
+            </w:pPr>
+            <w:r>
+              <w:rPr>
+                <w:sz w:val="18"/>
+              </w:rPr>
+            </w:r>
+            <w:r>
+              <w:rPr>
+                <w:sz w:val="18"/>
+              </w:rPr>
+              <w:t>Включение/отключение сервиса для области иерархии</w:t>
+            </w:r>
+          </w:p>
+        </w:tc>
+      </w:tr>
+      <w:tr>
+        <w:tc>
+          <w:tcPr>
+            <w:tcW w:type="dxa" w:w="4986"/>
+          </w:tcPr>
+          <w:p>
+            <w:pPr>
+              <w:spacing w:after="20"/>
+            </w:pPr>
+            <w:r>
+              <w:rPr>
+                <w:sz w:val="18"/>
+              </w:rPr>
+            </w:r>
+            <w:r>
+              <w:rPr>
+                <w:sz w:val="18"/>
+              </w:rPr>
+              <w:t>Scope</w:t>
+            </w:r>
+          </w:p>
+        </w:tc>
+        <w:tc>
+          <w:tcPr>
+            <w:tcW w:type="dxa" w:w="4986"/>
+          </w:tcPr>
+          <w:p>
+            <w:pPr>
+              <w:spacing w:after="20"/>
+            </w:pPr>
+            <w:r>
+              <w:rPr>
+                <w:sz w:val="18"/>
+              </w:rPr>
+            </w:r>
+            <w:r>
+              <w:rPr>
+                <w:sz w:val="18"/>
+              </w:rPr>
+              <w:t>Область иерархии: страна, область, город, школа, класс</w:t>
+            </w:r>
+          </w:p>
+        </w:tc>
+      </w:tr>
+      <w:tr>
+        <w:tc>
+          <w:tcPr>
+            <w:tcW w:type="dxa" w:w="4986"/>
+          </w:tcPr>
+          <w:p>
+            <w:pPr>
+              <w:spacing w:after="20"/>
+            </w:pPr>
+            <w:r>
+              <w:rPr>
+                <w:sz w:val="18"/>
+              </w:rPr>
+            </w:r>
+            <w:r>
+              <w:rPr>
+                <w:sz w:val="18"/>
+              </w:rPr>
               <w:t>SPA</w:t>
             </w:r>
           </w:p>
@@ -2390,7 +2900,7 @@
       <w:jc w:val="center"/>
     </w:pPr>
     <w:r>
-      <w:t xml:space="preserve">ЕООП «Школьник» · 0.1 · </w:t>
+      <w:t xml:space="preserve">ЕООП «Школьник» · 0.6 · </w:t>
     </w:r>
     <w:r>
       <w:fldChar w:fldCharType="begin"/>

--- a/docs/word/02-tz/01-tehnicheskoe-zadanie.docx
+++ b/docs/word/02-tz/01-tehnicheskoe-zadanie.docx
@@ -63,7 +63,7 @@
           </w:tcPr>
           <w:p>
             <w:r>
-              <w:t>0.6</w:t>
+              <w:t>0.7</w:t>
             </w:r>
           </w:p>
         </w:tc>
@@ -2900,7 +2900,7 @@
       <w:jc w:val="center"/>
     </w:pPr>
     <w:r>
-      <w:t xml:space="preserve">ЕООП «Школьник» · 0.6 · </w:t>
+      <w:t xml:space="preserve">ЕООП «Школьник» · 0.7 · </w:t>
     </w:r>
     <w:r>
       <w:fldChar w:fldCharType="begin"/>

--- a/docs/word/02-tz/01-tehnicheskoe-zadanie.docx
+++ b/docs/word/02-tz/01-tehnicheskoe-zadanie.docx
@@ -63,7 +63,7 @@
           </w:tcPr>
           <w:p>
             <w:r>
-              <w:t>0.7</w:t>
+              <w:t>0.7.1</w:t>
             </w:r>
           </w:p>
         </w:tc>
@@ -2900,7 +2900,7 @@
       <w:jc w:val="center"/>
     </w:pPr>
     <w:r>
-      <w:t xml:space="preserve">ЕООП «Школьник» · 0.7 · </w:t>
+      <w:t xml:space="preserve">ЕООП «Школьник» · 0.7.1 · </w:t>
     </w:r>
     <w:r>
       <w:fldChar w:fldCharType="begin"/>

--- a/docs/word/02-tz/01-tehnicheskoe-zadanie.docx
+++ b/docs/word/02-tz/01-tehnicheskoe-zadanie.docx
@@ -63,7 +63,7 @@
           </w:tcPr>
           <w:p>
             <w:r>
-              <w:t>0.7.1</w:t>
+              <w:t>0.7.2</w:t>
             </w:r>
           </w:p>
         </w:tc>
@@ -2900,7 +2900,7 @@
       <w:jc w:val="center"/>
     </w:pPr>
     <w:r>
-      <w:t xml:space="preserve">ЕООП «Школьник» · 0.7.1 · </w:t>
+      <w:t xml:space="preserve">ЕООП «Школьник» · 0.7.2 · </w:t>
     </w:r>
     <w:r>
       <w:fldChar w:fldCharType="begin"/>

--- a/docs/word/02-tz/01-tehnicheskoe-zadanie.docx
+++ b/docs/word/02-tz/01-tehnicheskoe-zadanie.docx
@@ -63,7 +63,7 @@
           </w:tcPr>
           <w:p>
             <w:r>
-              <w:t>0.7.2</w:t>
+              <w:t>0.7.3</w:t>
             </w:r>
           </w:p>
         </w:tc>
@@ -2900,7 +2900,7 @@
       <w:jc w:val="center"/>
     </w:pPr>
     <w:r>
-      <w:t xml:space="preserve">ЕООП «Школьник» · 0.7.2 · </w:t>
+      <w:t xml:space="preserve">ЕООП «Школьник» · 0.7.3 · </w:t>
     </w:r>
     <w:r>
       <w:fldChar w:fldCharType="begin"/>
